--- a/Lab/Lab2/Zvit.docx
+++ b/Lab/Lab2/Zvit.docx
@@ -222,7 +222,7 @@
                 <w:noProof/>
                 <w:szCs w:val="28"/>
               </w:rPr>
-              <w:t>МЕТОДИ ТЕОРІЇ ЙМОВІРНОСТЕЙ І СТАТИСТИКИ В КОМП’ЮТЕРНИХ НАУКАХ</w:t>
+              <w:t>АЛГОРИТМИ І СТРУКТУРИ ДАНИХ</w:t>
             </w:r>
             <w:r>
               <w:rPr>
@@ -840,75 +840,43 @@
                 <w:szCs w:val="28"/>
                 <w:lang w:eastAsia="uk-UA"/>
               </w:rPr>
-              <w:t xml:space="preserve"> </w:t>
-            </w:r>
+              <w:t xml:space="preserve"> середовищами та навчитися будувати відтворюване, кероване і  масштабоване середовище для загальних </w:t>
+            </w:r>
+            <w:proofErr w:type="spellStart"/>
             <w:r>
               <w:rPr>
                 <w:rFonts w:eastAsia="Times New Roman" w:cs="Times New Roman"/>
                 <w:szCs w:val="28"/>
                 <w:lang w:eastAsia="uk-UA"/>
               </w:rPr>
-              <w:t xml:space="preserve">середовищами та навчитися будувати відтворюване, кероване і </w:t>
-            </w:r>
+              <w:t>python-проєктів</w:t>
+            </w:r>
+            <w:proofErr w:type="spellEnd"/>
             <w:r>
               <w:rPr>
                 <w:rFonts w:eastAsia="Times New Roman" w:cs="Times New Roman"/>
                 <w:szCs w:val="28"/>
                 <w:lang w:eastAsia="uk-UA"/>
               </w:rPr>
-              <w:t xml:space="preserve"> </w:t>
-            </w:r>
+              <w:t xml:space="preserve"> та </w:t>
+            </w:r>
+            <w:proofErr w:type="spellStart"/>
             <w:r>
               <w:rPr>
                 <w:rFonts w:eastAsia="Times New Roman" w:cs="Times New Roman"/>
                 <w:szCs w:val="28"/>
                 <w:lang w:eastAsia="uk-UA"/>
               </w:rPr>
-              <w:t xml:space="preserve">масштабоване середовище для загальних </w:t>
-            </w:r>
-            <w:proofErr w:type="spellStart"/>
+              <w:t>Data</w:t>
+            </w:r>
+            <w:proofErr w:type="spellEnd"/>
             <w:r>
               <w:rPr>
                 <w:rFonts w:eastAsia="Times New Roman" w:cs="Times New Roman"/>
                 <w:szCs w:val="28"/>
                 <w:lang w:eastAsia="uk-UA"/>
               </w:rPr>
-              <w:t>python-проєктів</w:t>
-            </w:r>
-            <w:proofErr w:type="spellEnd"/>
-            <w:r>
-              <w:rPr>
-                <w:rFonts w:eastAsia="Times New Roman" w:cs="Times New Roman"/>
-                <w:szCs w:val="28"/>
-                <w:lang w:eastAsia="uk-UA"/>
-              </w:rPr>
-              <w:t xml:space="preserve"> та </w:t>
-            </w:r>
-            <w:proofErr w:type="spellStart"/>
-            <w:r>
-              <w:rPr>
-                <w:rFonts w:eastAsia="Times New Roman" w:cs="Times New Roman"/>
-                <w:szCs w:val="28"/>
-                <w:lang w:eastAsia="uk-UA"/>
-              </w:rPr>
-              <w:t>Data</w:t>
-            </w:r>
-            <w:proofErr w:type="spellEnd"/>
-            <w:r>
-              <w:rPr>
-                <w:rFonts w:eastAsia="Times New Roman" w:cs="Times New Roman"/>
-                <w:szCs w:val="28"/>
-                <w:lang w:eastAsia="uk-UA"/>
-              </w:rPr>
-              <w:t xml:space="preserve"> </w:t>
-            </w:r>
-            <w:r>
-              <w:rPr>
-                <w:rFonts w:eastAsia="Times New Roman" w:cs="Times New Roman"/>
-                <w:szCs w:val="28"/>
-                <w:lang w:eastAsia="uk-UA"/>
-              </w:rPr>
-              <w:t xml:space="preserve"> </w:t>
+              <w:t xml:space="preserve">  </w:t>
             </w:r>
             <w:proofErr w:type="spellStart"/>
             <w:r>
